--- a/src/main/resources/com/example/proburok/docs/template_1-1.docx
+++ b/src/main/resources/com/example/proburok/docs/template_1-1.docx
@@ -1,6 +1,6 @@
 
 <file path=word/document.xml><?xml version="1.0" encoding="utf-8"?>
-<w:document xmlns:wpc="http://schemas.microsoft.com/office/word/2010/wordprocessingCanvas" xmlns:cx="http://schemas.microsoft.com/office/drawing/2014/chartex" xmlns:cx1="http://schemas.microsoft.com/office/drawing/2015/9/8/chartex" xmlns:mc="http://schemas.openxmlformats.org/markup-compatibility/2006" xmlns:o="urn:schemas-microsoft-com:office:office" xmlns:r="http://schemas.openxmlformats.org/officeDocument/2006/relationships" xmlns:m="http://schemas.openxmlformats.org/officeDocument/2006/math" xmlns:v="urn:schemas-microsoft-com:vml" xmlns:wp14="http://schemas.microsoft.com/office/word/2010/wordprocessingDrawing" xmlns:wp="http://schemas.openxmlformats.org/drawingml/2006/wordprocessingDrawing" xmlns:w10="urn:schemas-microsoft-com:office:word" xmlns:w="http://schemas.openxmlformats.org/wordprocessingml/2006/main" xmlns:w14="http://schemas.microsoft.com/office/word/2010/wordml" xmlns:w15="http://schemas.microsoft.com/office/word/2012/wordml" xmlns:w16se="http://schemas.microsoft.com/office/word/2015/wordml/symex" xmlns:wpg="http://schemas.microsoft.com/office/word/2010/wordprocessingGroup" xmlns:wpi="http://schemas.microsoft.com/office/word/2010/wordprocessingInk" xmlns:wne="http://schemas.microsoft.com/office/word/2006/wordml" xmlns:wps="http://schemas.microsoft.com/office/word/2010/wordprocessingShape" mc:Ignorable="w14 w15 w16se wp14">
+<w:document xmlns:wpc="http://schemas.microsoft.com/office/word/2010/wordprocessingCanvas" xmlns:cx="http://schemas.microsoft.com/office/drawing/2014/chartex" xmlns:mc="http://schemas.openxmlformats.org/markup-compatibility/2006" xmlns:o="urn:schemas-microsoft-com:office:office" xmlns:r="http://schemas.openxmlformats.org/officeDocument/2006/relationships" xmlns:m="http://schemas.openxmlformats.org/officeDocument/2006/math" xmlns:v="urn:schemas-microsoft-com:vml" xmlns:wp14="http://schemas.microsoft.com/office/word/2010/wordprocessingDrawing" xmlns:wp="http://schemas.openxmlformats.org/drawingml/2006/wordprocessingDrawing" xmlns:w10="urn:schemas-microsoft-com:office:word" xmlns:w="http://schemas.openxmlformats.org/wordprocessingml/2006/main" xmlns:w14="http://schemas.microsoft.com/office/word/2010/wordml" xmlns:w15="http://schemas.microsoft.com/office/word/2012/wordml" xmlns:w16se="http://schemas.microsoft.com/office/word/2015/wordml/symex" xmlns:wpg="http://schemas.microsoft.com/office/word/2010/wordprocessingGroup" xmlns:wpi="http://schemas.microsoft.com/office/word/2010/wordprocessingInk" xmlns:wne="http://schemas.microsoft.com/office/word/2006/wordml" xmlns:wps="http://schemas.microsoft.com/office/word/2010/wordprocessingShape" mc:Ignorable="w14 w15 w16se wp14">
   <w:body>
     <w:tbl>
       <w:tblPr>
@@ -146,7 +146,10 @@
               <w:jc w:val="left"/>
             </w:pPr>
             <w:r>
-              <w:t>__________________ Фамилия И.О.</w:t>
+              <w:t xml:space="preserve">__________________ </w:t>
+            </w:r>
+            <w:r>
+              <w:t>Огуенко И.И.</w:t>
             </w:r>
           </w:p>
         </w:tc>
@@ -240,7 +243,6 @@
               </w:rPr>
               <w:t>${</w:t>
             </w:r>
-            <w:proofErr w:type="spellStart"/>
             <w:r>
               <w:rPr>
                 <w:rFonts w:cs="Times New Roman"/>
@@ -263,7 +265,6 @@
               </w:rPr>
               <w:t>nomer</w:t>
             </w:r>
-            <w:proofErr w:type="spellEnd"/>
             <w:r>
               <w:rPr>
                 <w:rFonts w:cs="Times New Roman"/>
@@ -343,7 +344,6 @@
               </w:rPr>
               <w:t>${</w:t>
             </w:r>
-            <w:proofErr w:type="spellStart"/>
             <w:r>
               <w:rPr>
                 <w:rFonts w:cs="Times New Roman"/>
@@ -355,7 +355,6 @@
               </w:rPr>
               <w:t>nomer</w:t>
             </w:r>
-            <w:proofErr w:type="spellEnd"/>
             <w:r>
               <w:rPr>
                 <w:rFonts w:cs="Times New Roman"/>
@@ -446,7 +445,6 @@
               </w:rPr>
               <w:t>Горизонт ${</w:t>
             </w:r>
-            <w:proofErr w:type="spellStart"/>
             <w:r>
               <w:rPr>
                 <w:sz w:val="28"/>
@@ -455,7 +453,6 @@
               </w:rPr>
               <w:t>gorizont</w:t>
             </w:r>
-            <w:proofErr w:type="spellEnd"/>
             <w:r>
               <w:rPr>
                 <w:sz w:val="28"/>
@@ -657,7 +654,6 @@
               </w:rPr>
               <w:t>${</w:t>
             </w:r>
-            <w:proofErr w:type="spellStart"/>
             <w:r>
               <w:rPr>
                 <w:sz w:val="28"/>
@@ -666,7 +662,6 @@
               </w:rPr>
               <w:t>dlina</w:t>
             </w:r>
-            <w:proofErr w:type="spellEnd"/>
             <w:r>
               <w:rPr>
                 <w:sz w:val="28"/>
@@ -958,14 +953,12 @@
             <w:r>
               <w:t>${</w:t>
             </w:r>
-            <w:proofErr w:type="spellStart"/>
             <w:r>
               <w:rPr>
                 <w:lang w:val="en-US"/>
               </w:rPr>
               <w:t>poper</w:t>
             </w:r>
-            <w:proofErr w:type="spellEnd"/>
             <w:r>
               <w:t>}</w:t>
             </w:r>
@@ -1250,7 +1243,6 @@
               </w:rPr>
               <w:t>«${</w:t>
             </w:r>
-            <w:proofErr w:type="spellStart"/>
             <w:r>
               <w:rPr>
                 <w:b/>
@@ -1258,7 +1250,6 @@
               </w:rPr>
               <w:t>kategorii</w:t>
             </w:r>
-            <w:proofErr w:type="spellEnd"/>
             <w:r>
               <w:rPr>
                 <w:b/>
@@ -1343,8 +1334,16 @@
               <w:jc w:val="left"/>
             </w:pPr>
             <w:r>
-              <w:t xml:space="preserve">Главный геолог </w:t>
-            </w:r>
+              <w:t>Г</w:t>
+            </w:r>
+            <w:r>
+              <w:t xml:space="preserve">еолог </w:t>
+            </w:r>
+            <w:r>
+              <w:t xml:space="preserve">на </w:t>
+            </w:r>
+            <w:bookmarkStart w:id="0" w:name="_GoBack"/>
+            <w:bookmarkEnd w:id="0"/>
             <w:r>
               <w:t>ПР</w:t>
             </w:r>
@@ -1367,7 +1366,19 @@
               <w:jc w:val="left"/>
             </w:pPr>
             <w:r>
-              <w:t>__________________Фамилия И.О.</w:t>
+              <w:t>__________________</w:t>
+            </w:r>
+            <w:r>
+              <w:t>${</w:t>
+            </w:r>
+            <w:r>
+              <w:rPr>
+                <w:lang w:val="en-US"/>
+              </w:rPr>
+              <w:t>FamGeo</w:t>
+            </w:r>
+            <w:r>
+              <w:t>}</w:t>
             </w:r>
           </w:p>
         </w:tc>
@@ -1528,8 +1539,6 @@
             <w:r>
               <w:t>}</w:t>
             </w:r>
-            <w:bookmarkStart w:id="0" w:name="_GoBack"/>
-            <w:bookmarkEnd w:id="0"/>
           </w:p>
         </w:tc>
       </w:tr>
@@ -1680,21 +1689,7 @@
         <w:rPr>
           <w:lang w:val="en-US"/>
         </w:rPr>
-        <w:t>${</w:t>
-      </w:r>
-      <w:proofErr w:type="spellStart"/>
-      <w:r>
-        <w:rPr>
-          <w:lang w:val="en-US"/>
-        </w:rPr>
-        <w:t>table_placeholder</w:t>
-      </w:r>
-      <w:proofErr w:type="spellEnd"/>
-      <w:r>
-        <w:rPr>
-          <w:lang w:val="en-US"/>
-        </w:rPr>
-        <w:t>}</w:t>
+        <w:t>${table_placeholder}</w:t>
       </w:r>
     </w:p>
     <w:p>
@@ -1752,15 +1747,7 @@
               <w:jc w:val="left"/>
             </w:pPr>
             <w:r>
-              <w:t>${</w:t>
-            </w:r>
-            <w:proofErr w:type="spellStart"/>
-            <w:r>
-              <w:t>Tech</w:t>
-            </w:r>
-            <w:proofErr w:type="spellEnd"/>
-            <w:r>
-              <w:t>}</w:t>
+              <w:t>${Tech}</w:t>
             </w:r>
           </w:p>
           <w:p>
@@ -2019,11 +2006,13 @@
         </w:rPr>
         <w:t xml:space="preserve"> вентиляции</w:t>
       </w:r>
+      <w:bookmarkStart w:id="1" w:name="sxema"/>
+      <w:bookmarkEnd w:id="1"/>
     </w:p>
     <w:tbl>
       <w:tblPr>
-        <w:tblStyle w:val="afb"/>
-        <w:tblW w:w="15446" w:type="dxa"/>
+        <w:tblStyle w:val="13"/>
+        <w:tblW w:w="9214" w:type="dxa"/>
         <w:jc w:val="center"/>
         <w:tblBorders>
           <w:top w:val="none" w:sz="0" w:space="0" w:color="auto"/>
@@ -2036,37 +2025,33 @@
         <w:tblLook w:val="04A0" w:firstRow="1" w:lastRow="0" w:firstColumn="1" w:lastColumn="0" w:noHBand="0" w:noVBand="1"/>
       </w:tblPr>
       <w:tblGrid>
-        <w:gridCol w:w="10773"/>
-        <w:gridCol w:w="4673"/>
+        <w:gridCol w:w="236"/>
+        <w:gridCol w:w="8978"/>
       </w:tblGrid>
       <w:tr>
         <w:trPr>
-          <w:trHeight w:hRule="exact" w:val="7826"/>
+          <w:trHeight w:hRule="exact" w:val="13218"/>
           <w:jc w:val="center"/>
         </w:trPr>
         <w:tc>
           <w:tcPr>
-            <w:tcW w:w="15446" w:type="dxa"/>
+            <w:tcW w:w="9214" w:type="dxa"/>
             <w:gridSpan w:val="2"/>
           </w:tcPr>
           <w:p>
             <w:pPr>
-              <w:ind w:firstLine="0"/>
+              <w:ind w:left="-1243" w:firstLine="0"/>
               <w:jc w:val="center"/>
             </w:pPr>
-            <w:bookmarkStart w:id="1" w:name="sxema"/>
-            <w:bookmarkEnd w:id="1"/>
             <w:r>
               <w:t>${</w:t>
             </w:r>
-            <w:proofErr w:type="spellStart"/>
             <w:r>
               <w:rPr>
                 <w:lang w:val="en-US"/>
               </w:rPr>
               <w:t>sxema</w:t>
             </w:r>
-            <w:proofErr w:type="spellEnd"/>
             <w:r>
               <w:t>}</w:t>
             </w:r>
@@ -2075,12 +2060,12 @@
       </w:tr>
       <w:tr>
         <w:trPr>
-          <w:trHeight w:val="20"/>
+          <w:trHeight w:val="510"/>
           <w:jc w:val="center"/>
         </w:trPr>
         <w:tc>
           <w:tcPr>
-            <w:tcW w:w="10773" w:type="dxa"/>
+            <w:tcW w:w="236" w:type="dxa"/>
             <w:vMerge w:val="restart"/>
             <w:vAlign w:val="center"/>
           </w:tcPr>
@@ -2093,29 +2078,29 @@
         </w:tc>
         <w:tc>
           <w:tcPr>
-            <w:tcW w:w="4673" w:type="dxa"/>
+            <w:tcW w:w="8978" w:type="dxa"/>
             <w:vAlign w:val="center"/>
           </w:tcPr>
           <w:p>
             <w:pPr>
               <w:spacing w:line="240" w:lineRule="auto"/>
-              <w:ind w:firstLine="0"/>
+              <w:ind w:left="4777" w:firstLine="0"/>
               <w:jc w:val="left"/>
             </w:pPr>
             <w:r>
-              <w:t>Начальник ПВС</w:t>
+              <w:t>Зам. главного инженера ПР по ВР и В</w:t>
             </w:r>
           </w:p>
         </w:tc>
       </w:tr>
       <w:tr>
         <w:trPr>
-          <w:trHeight w:val="20"/>
+          <w:trHeight w:val="57"/>
           <w:jc w:val="center"/>
         </w:trPr>
         <w:tc>
           <w:tcPr>
-            <w:tcW w:w="10773" w:type="dxa"/>
+            <w:tcW w:w="236" w:type="dxa"/>
             <w:vMerge/>
             <w:vAlign w:val="center"/>
           </w:tcPr>
@@ -2128,28 +2113,28 @@
         </w:tc>
         <w:tc>
           <w:tcPr>
-            <w:tcW w:w="4673" w:type="dxa"/>
-            <w:vAlign w:val="center"/>
-          </w:tcPr>
-          <w:p>
-            <w:pPr>
-              <w:ind w:firstLine="0"/>
+            <w:tcW w:w="8978" w:type="dxa"/>
+            <w:vAlign w:val="center"/>
+          </w:tcPr>
+          <w:p>
+            <w:pPr>
+              <w:ind w:left="4777" w:firstLine="0"/>
               <w:jc w:val="left"/>
             </w:pPr>
             <w:r>
-              <w:t>__________________Фамилия И.О.</w:t>
+              <w:t>____________________Солдатов К.В.</w:t>
             </w:r>
           </w:p>
         </w:tc>
       </w:tr>
       <w:tr>
         <w:trPr>
-          <w:trHeight w:val="20"/>
+          <w:trHeight w:val="57"/>
           <w:jc w:val="center"/>
         </w:trPr>
         <w:tc>
           <w:tcPr>
-            <w:tcW w:w="10773" w:type="dxa"/>
+            <w:tcW w:w="236" w:type="dxa"/>
             <w:vMerge/>
             <w:vAlign w:val="center"/>
           </w:tcPr>
@@ -2162,12 +2147,12 @@
         </w:tc>
         <w:tc>
           <w:tcPr>
-            <w:tcW w:w="4673" w:type="dxa"/>
-            <w:vAlign w:val="center"/>
-          </w:tcPr>
-          <w:p>
-            <w:pPr>
-              <w:ind w:firstLine="0"/>
+            <w:tcW w:w="8978" w:type="dxa"/>
+            <w:vAlign w:val="center"/>
+          </w:tcPr>
+          <w:p>
+            <w:pPr>
+              <w:ind w:left="4777" w:firstLine="0"/>
               <w:jc w:val="left"/>
             </w:pPr>
             <w:r>
@@ -2177,27 +2162,6 @@
         </w:tc>
       </w:tr>
     </w:tbl>
-    <w:p>
-      <w:pPr>
-        <w:pStyle w:val="afc"/>
-        <w:numPr>
-          <w:ilvl w:val="0"/>
-          <w:numId w:val="9"/>
-        </w:numPr>
-        <w:spacing w:before="120" w:after="120" w:line="276" w:lineRule="auto"/>
-        <w:jc w:val="left"/>
-        <w:rPr>
-          <w:b/>
-        </w:rPr>
-        <w:sectPr>
-          <w:footerReference w:type="default" r:id="rId14"/>
-          <w:pgSz w:w="16838" w:h="11906" w:orient="landscape"/>
-          <w:pgMar w:top="1247" w:right="680" w:bottom="680" w:left="680" w:header="680" w:footer="283" w:gutter="0"/>
-          <w:cols w:space="708"/>
-          <w:docGrid w:linePitch="360"/>
-        </w:sectPr>
-      </w:pPr>
-    </w:p>
     <w:p>
       <w:pPr>
         <w:pStyle w:val="afc"/>
@@ -2336,7 +2300,7 @@
         <w:pStyle w:val="-"/>
         <w:spacing w:line="276" w:lineRule="auto"/>
         <w:sectPr>
-          <w:footerReference w:type="default" r:id="rId15"/>
+          <w:footerReference w:type="default" r:id="rId14"/>
           <w:pgSz w:w="11906" w:h="16838"/>
           <w:pgMar w:top="680" w:right="680" w:bottom="680" w:left="1247" w:header="680" w:footer="283" w:gutter="0"/>
           <w:cols w:space="708"/>
@@ -4215,7 +4179,7 @@
       </w:pPr>
     </w:p>
     <w:sectPr>
-      <w:footerReference w:type="default" r:id="rId16"/>
+      <w:footerReference w:type="default" r:id="rId15"/>
       <w:pgSz w:w="11906" w:h="16838"/>
       <w:pgMar w:top="680" w:right="680" w:bottom="680" w:left="1247" w:header="680" w:footer="283" w:gutter="0"/>
       <w:cols w:space="708"/>
@@ -4226,7 +4190,7 @@
 </file>
 
 <file path=word/endnotes.xml><?xml version="1.0" encoding="utf-8"?>
-<w:endnotes xmlns:wpc="http://schemas.microsoft.com/office/word/2010/wordprocessingCanvas" xmlns:cx="http://schemas.microsoft.com/office/drawing/2014/chartex" xmlns:cx1="http://schemas.microsoft.com/office/drawing/2015/9/8/chartex" xmlns:mc="http://schemas.openxmlformats.org/markup-compatibility/2006" xmlns:o="urn:schemas-microsoft-com:office:office" xmlns:r="http://schemas.openxmlformats.org/officeDocument/2006/relationships" xmlns:m="http://schemas.openxmlformats.org/officeDocument/2006/math" xmlns:v="urn:schemas-microsoft-com:vml" xmlns:wp14="http://schemas.microsoft.com/office/word/2010/wordprocessingDrawing" xmlns:wp="http://schemas.openxmlformats.org/drawingml/2006/wordprocessingDrawing" xmlns:w10="urn:schemas-microsoft-com:office:word" xmlns:w="http://schemas.openxmlformats.org/wordprocessingml/2006/main" xmlns:w14="http://schemas.microsoft.com/office/word/2010/wordml" xmlns:w15="http://schemas.microsoft.com/office/word/2012/wordml" xmlns:w16se="http://schemas.microsoft.com/office/word/2015/wordml/symex" xmlns:wpg="http://schemas.microsoft.com/office/word/2010/wordprocessingGroup" xmlns:wpi="http://schemas.microsoft.com/office/word/2010/wordprocessingInk" xmlns:wne="http://schemas.microsoft.com/office/word/2006/wordml" xmlns:wps="http://schemas.microsoft.com/office/word/2010/wordprocessingShape" mc:Ignorable="w14 w15 w16se wp14">
+<w:endnotes xmlns:wpc="http://schemas.microsoft.com/office/word/2010/wordprocessingCanvas" xmlns:cx="http://schemas.microsoft.com/office/drawing/2014/chartex" xmlns:mc="http://schemas.openxmlformats.org/markup-compatibility/2006" xmlns:o="urn:schemas-microsoft-com:office:office" xmlns:r="http://schemas.openxmlformats.org/officeDocument/2006/relationships" xmlns:m="http://schemas.openxmlformats.org/officeDocument/2006/math" xmlns:v="urn:schemas-microsoft-com:vml" xmlns:wp14="http://schemas.microsoft.com/office/word/2010/wordprocessingDrawing" xmlns:wp="http://schemas.openxmlformats.org/drawingml/2006/wordprocessingDrawing" xmlns:w10="urn:schemas-microsoft-com:office:word" xmlns:w="http://schemas.openxmlformats.org/wordprocessingml/2006/main" xmlns:w14="http://schemas.microsoft.com/office/word/2010/wordml" xmlns:w15="http://schemas.microsoft.com/office/word/2012/wordml" xmlns:w16se="http://schemas.microsoft.com/office/word/2015/wordml/symex" xmlns:wpg="http://schemas.microsoft.com/office/word/2010/wordprocessingGroup" xmlns:wpi="http://schemas.microsoft.com/office/word/2010/wordprocessingInk" xmlns:wne="http://schemas.microsoft.com/office/word/2006/wordml" xmlns:wps="http://schemas.microsoft.com/office/word/2010/wordprocessingShape" mc:Ignorable="w14 w15 w16se wp14">
   <w:endnote w:type="separator" w:id="-1">
     <w:p>
       <w:pPr>
@@ -4251,7 +4215,7 @@
 </file>
 
 <file path=word/footer1.xml><?xml version="1.0" encoding="utf-8"?>
-<w:ftr xmlns:wpc="http://schemas.microsoft.com/office/word/2010/wordprocessingCanvas" xmlns:cx="http://schemas.microsoft.com/office/drawing/2014/chartex" xmlns:cx1="http://schemas.microsoft.com/office/drawing/2015/9/8/chartex" xmlns:mc="http://schemas.openxmlformats.org/markup-compatibility/2006" xmlns:o="urn:schemas-microsoft-com:office:office" xmlns:r="http://schemas.openxmlformats.org/officeDocument/2006/relationships" xmlns:m="http://schemas.openxmlformats.org/officeDocument/2006/math" xmlns:v="urn:schemas-microsoft-com:vml" xmlns:wp14="http://schemas.microsoft.com/office/word/2010/wordprocessingDrawing" xmlns:wp="http://schemas.openxmlformats.org/drawingml/2006/wordprocessingDrawing" xmlns:w10="urn:schemas-microsoft-com:office:word" xmlns:w="http://schemas.openxmlformats.org/wordprocessingml/2006/main" xmlns:w14="http://schemas.microsoft.com/office/word/2010/wordml" xmlns:w15="http://schemas.microsoft.com/office/word/2012/wordml" xmlns:w16se="http://schemas.microsoft.com/office/word/2015/wordml/symex" xmlns:wpg="http://schemas.microsoft.com/office/word/2010/wordprocessingGroup" xmlns:wpi="http://schemas.microsoft.com/office/word/2010/wordprocessingInk" xmlns:wne="http://schemas.microsoft.com/office/word/2006/wordml" xmlns:wps="http://schemas.microsoft.com/office/word/2010/wordprocessingShape" mc:Ignorable="w14 w15 w16se wp14">
+<w:ftr xmlns:wpc="http://schemas.microsoft.com/office/word/2010/wordprocessingCanvas" xmlns:cx="http://schemas.microsoft.com/office/drawing/2014/chartex" xmlns:mc="http://schemas.openxmlformats.org/markup-compatibility/2006" xmlns:o="urn:schemas-microsoft-com:office:office" xmlns:r="http://schemas.openxmlformats.org/officeDocument/2006/relationships" xmlns:m="http://schemas.openxmlformats.org/officeDocument/2006/math" xmlns:v="urn:schemas-microsoft-com:vml" xmlns:wp14="http://schemas.microsoft.com/office/word/2010/wordprocessingDrawing" xmlns:wp="http://schemas.openxmlformats.org/drawingml/2006/wordprocessingDrawing" xmlns:w10="urn:schemas-microsoft-com:office:word" xmlns:w="http://schemas.openxmlformats.org/wordprocessingml/2006/main" xmlns:w14="http://schemas.microsoft.com/office/word/2010/wordml" xmlns:w15="http://schemas.microsoft.com/office/word/2012/wordml" xmlns:w16se="http://schemas.microsoft.com/office/word/2015/wordml/symex" xmlns:wpg="http://schemas.microsoft.com/office/word/2010/wordprocessingGroup" xmlns:wpi="http://schemas.microsoft.com/office/word/2010/wordprocessingInk" xmlns:wne="http://schemas.microsoft.com/office/word/2006/wordml" xmlns:wps="http://schemas.microsoft.com/office/word/2010/wordprocessingShape" mc:Ignorable="w14 w15 w16se wp14">
   <w:tbl>
     <w:tblPr>
       <w:tblW w:w="5000" w:type="pct"/>
@@ -4374,7 +4338,7 @@
               <w:noProof/>
               <w:color w:val="FFFFFF" w:themeColor="background1"/>
             </w:rPr>
-            <w:t>3</w:t>
+            <w:t>2</w:t>
           </w:r>
           <w:r>
             <w:rPr>
@@ -4397,7 +4361,7 @@
 </file>
 
 <file path=word/footer2.xml><?xml version="1.0" encoding="utf-8"?>
-<w:ftr xmlns:wpc="http://schemas.microsoft.com/office/word/2010/wordprocessingCanvas" xmlns:cx="http://schemas.microsoft.com/office/drawing/2014/chartex" xmlns:cx1="http://schemas.microsoft.com/office/drawing/2015/9/8/chartex" xmlns:mc="http://schemas.openxmlformats.org/markup-compatibility/2006" xmlns:o="urn:schemas-microsoft-com:office:office" xmlns:r="http://schemas.openxmlformats.org/officeDocument/2006/relationships" xmlns:m="http://schemas.openxmlformats.org/officeDocument/2006/math" xmlns:v="urn:schemas-microsoft-com:vml" xmlns:wp14="http://schemas.microsoft.com/office/word/2010/wordprocessingDrawing" xmlns:wp="http://schemas.openxmlformats.org/drawingml/2006/wordprocessingDrawing" xmlns:w10="urn:schemas-microsoft-com:office:word" xmlns:w="http://schemas.openxmlformats.org/wordprocessingml/2006/main" xmlns:w14="http://schemas.microsoft.com/office/word/2010/wordml" xmlns:w15="http://schemas.microsoft.com/office/word/2012/wordml" xmlns:w16se="http://schemas.microsoft.com/office/word/2015/wordml/symex" xmlns:wpg="http://schemas.microsoft.com/office/word/2010/wordprocessingGroup" xmlns:wpi="http://schemas.microsoft.com/office/word/2010/wordprocessingInk" xmlns:wne="http://schemas.microsoft.com/office/word/2006/wordml" xmlns:wps="http://schemas.microsoft.com/office/word/2010/wordprocessingShape" mc:Ignorable="w14 w15 w16se wp14">
+<w:ftr xmlns:wpc="http://schemas.microsoft.com/office/word/2010/wordprocessingCanvas" xmlns:cx="http://schemas.microsoft.com/office/drawing/2014/chartex" xmlns:mc="http://schemas.openxmlformats.org/markup-compatibility/2006" xmlns:o="urn:schemas-microsoft-com:office:office" xmlns:r="http://schemas.openxmlformats.org/officeDocument/2006/relationships" xmlns:m="http://schemas.openxmlformats.org/officeDocument/2006/math" xmlns:v="urn:schemas-microsoft-com:vml" xmlns:wp14="http://schemas.microsoft.com/office/word/2010/wordprocessingDrawing" xmlns:wp="http://schemas.openxmlformats.org/drawingml/2006/wordprocessingDrawing" xmlns:w10="urn:schemas-microsoft-com:office:word" xmlns:w="http://schemas.openxmlformats.org/wordprocessingml/2006/main" xmlns:w14="http://schemas.microsoft.com/office/word/2010/wordml" xmlns:w15="http://schemas.microsoft.com/office/word/2012/wordml" xmlns:w16se="http://schemas.microsoft.com/office/word/2015/wordml/symex" xmlns:wpg="http://schemas.microsoft.com/office/word/2010/wordprocessingGroup" xmlns:wpi="http://schemas.microsoft.com/office/word/2010/wordprocessingInk" xmlns:wne="http://schemas.microsoft.com/office/word/2006/wordml" xmlns:wps="http://schemas.microsoft.com/office/word/2010/wordprocessingShape" mc:Ignorable="w14 w15 w16se wp14">
   <w:tbl>
     <w:tblPr>
       <w:tblW w:w="5000" w:type="pct"/>
@@ -4529,7 +4493,7 @@
 </file>
 
 <file path=word/footer3.xml><?xml version="1.0" encoding="utf-8"?>
-<w:ftr xmlns:wpc="http://schemas.microsoft.com/office/word/2010/wordprocessingCanvas" xmlns:cx="http://schemas.microsoft.com/office/drawing/2014/chartex" xmlns:cx1="http://schemas.microsoft.com/office/drawing/2015/9/8/chartex" xmlns:mc="http://schemas.openxmlformats.org/markup-compatibility/2006" xmlns:o="urn:schemas-microsoft-com:office:office" xmlns:r="http://schemas.openxmlformats.org/officeDocument/2006/relationships" xmlns:m="http://schemas.openxmlformats.org/officeDocument/2006/math" xmlns:v="urn:schemas-microsoft-com:vml" xmlns:wp14="http://schemas.microsoft.com/office/word/2010/wordprocessingDrawing" xmlns:wp="http://schemas.openxmlformats.org/drawingml/2006/wordprocessingDrawing" xmlns:w10="urn:schemas-microsoft-com:office:word" xmlns:w="http://schemas.openxmlformats.org/wordprocessingml/2006/main" xmlns:w14="http://schemas.microsoft.com/office/word/2010/wordml" xmlns:w15="http://schemas.microsoft.com/office/word/2012/wordml" xmlns:w16se="http://schemas.microsoft.com/office/word/2015/wordml/symex" xmlns:wpg="http://schemas.microsoft.com/office/word/2010/wordprocessingGroup" xmlns:wpi="http://schemas.microsoft.com/office/word/2010/wordprocessingInk" xmlns:wne="http://schemas.microsoft.com/office/word/2006/wordml" xmlns:wps="http://schemas.microsoft.com/office/word/2010/wordprocessingShape" mc:Ignorable="w14 w15 w16se wp14">
+<w:ftr xmlns:wpc="http://schemas.microsoft.com/office/word/2010/wordprocessingCanvas" xmlns:cx="http://schemas.microsoft.com/office/drawing/2014/chartex" xmlns:mc="http://schemas.openxmlformats.org/markup-compatibility/2006" xmlns:o="urn:schemas-microsoft-com:office:office" xmlns:r="http://schemas.openxmlformats.org/officeDocument/2006/relationships" xmlns:m="http://schemas.openxmlformats.org/officeDocument/2006/math" xmlns:v="urn:schemas-microsoft-com:vml" xmlns:wp14="http://schemas.microsoft.com/office/word/2010/wordprocessingDrawing" xmlns:wp="http://schemas.openxmlformats.org/drawingml/2006/wordprocessingDrawing" xmlns:w10="urn:schemas-microsoft-com:office:word" xmlns:w="http://schemas.openxmlformats.org/wordprocessingml/2006/main" xmlns:w14="http://schemas.microsoft.com/office/word/2010/wordml" xmlns:w15="http://schemas.microsoft.com/office/word/2012/wordml" xmlns:w16se="http://schemas.microsoft.com/office/word/2015/wordml/symex" xmlns:wpg="http://schemas.microsoft.com/office/word/2010/wordprocessingGroup" xmlns:wpi="http://schemas.microsoft.com/office/word/2010/wordprocessingInk" xmlns:wne="http://schemas.microsoft.com/office/word/2006/wordml" xmlns:wps="http://schemas.microsoft.com/office/word/2010/wordprocessingShape" mc:Ignorable="w14 w15 w16se wp14">
   <w:tbl>
     <w:tblPr>
       <w:tblW w:w="5000" w:type="pct"/>
@@ -4661,7 +4625,7 @@
 </file>
 
 <file path=word/footer4.xml><?xml version="1.0" encoding="utf-8"?>
-<w:ftr xmlns:wpc="http://schemas.microsoft.com/office/word/2010/wordprocessingCanvas" xmlns:cx="http://schemas.microsoft.com/office/drawing/2014/chartex" xmlns:cx1="http://schemas.microsoft.com/office/drawing/2015/9/8/chartex" xmlns:mc="http://schemas.openxmlformats.org/markup-compatibility/2006" xmlns:o="urn:schemas-microsoft-com:office:office" xmlns:r="http://schemas.openxmlformats.org/officeDocument/2006/relationships" xmlns:m="http://schemas.openxmlformats.org/officeDocument/2006/math" xmlns:v="urn:schemas-microsoft-com:vml" xmlns:wp14="http://schemas.microsoft.com/office/word/2010/wordprocessingDrawing" xmlns:wp="http://schemas.openxmlformats.org/drawingml/2006/wordprocessingDrawing" xmlns:w10="urn:schemas-microsoft-com:office:word" xmlns:w="http://schemas.openxmlformats.org/wordprocessingml/2006/main" xmlns:w14="http://schemas.microsoft.com/office/word/2010/wordml" xmlns:w15="http://schemas.microsoft.com/office/word/2012/wordml" xmlns:w16se="http://schemas.microsoft.com/office/word/2015/wordml/symex" xmlns:wpg="http://schemas.microsoft.com/office/word/2010/wordprocessingGroup" xmlns:wpi="http://schemas.microsoft.com/office/word/2010/wordprocessingInk" xmlns:wne="http://schemas.microsoft.com/office/word/2006/wordml" xmlns:wps="http://schemas.microsoft.com/office/word/2010/wordprocessingShape" mc:Ignorable="w14 w15 w16se wp14">
+<w:ftr xmlns:wpc="http://schemas.microsoft.com/office/word/2010/wordprocessingCanvas" xmlns:cx="http://schemas.microsoft.com/office/drawing/2014/chartex" xmlns:mc="http://schemas.openxmlformats.org/markup-compatibility/2006" xmlns:o="urn:schemas-microsoft-com:office:office" xmlns:r="http://schemas.openxmlformats.org/officeDocument/2006/relationships" xmlns:m="http://schemas.openxmlformats.org/officeDocument/2006/math" xmlns:v="urn:schemas-microsoft-com:vml" xmlns:wp14="http://schemas.microsoft.com/office/word/2010/wordprocessingDrawing" xmlns:wp="http://schemas.openxmlformats.org/drawingml/2006/wordprocessingDrawing" xmlns:w10="urn:schemas-microsoft-com:office:word" xmlns:w="http://schemas.openxmlformats.org/wordprocessingml/2006/main" xmlns:w14="http://schemas.microsoft.com/office/word/2010/wordml" xmlns:w15="http://schemas.microsoft.com/office/word/2012/wordml" xmlns:w16se="http://schemas.microsoft.com/office/word/2015/wordml/symex" xmlns:wpg="http://schemas.microsoft.com/office/word/2010/wordprocessingGroup" xmlns:wpi="http://schemas.microsoft.com/office/word/2010/wordprocessingInk" xmlns:wne="http://schemas.microsoft.com/office/word/2006/wordml" xmlns:wps="http://schemas.microsoft.com/office/word/2010/wordprocessingShape" mc:Ignorable="w14 w15 w16se wp14">
   <w:tbl>
     <w:tblPr>
       <w:tblW w:w="5000" w:type="pct"/>
@@ -4767,7 +4731,7 @@
               <w:noProof/>
               <w:color w:val="FFFFFF" w:themeColor="background1"/>
             </w:rPr>
-            <w:t>6</w:t>
+            <w:t>7</w:t>
           </w:r>
           <w:r>
             <w:rPr>
@@ -4790,139 +4754,7 @@
 </file>
 
 <file path=word/footer5.xml><?xml version="1.0" encoding="utf-8"?>
-<w:ftr xmlns:wpc="http://schemas.microsoft.com/office/word/2010/wordprocessingCanvas" xmlns:cx="http://schemas.microsoft.com/office/drawing/2014/chartex" xmlns:cx1="http://schemas.microsoft.com/office/drawing/2015/9/8/chartex" xmlns:mc="http://schemas.openxmlformats.org/markup-compatibility/2006" xmlns:o="urn:schemas-microsoft-com:office:office" xmlns:r="http://schemas.openxmlformats.org/officeDocument/2006/relationships" xmlns:m="http://schemas.openxmlformats.org/officeDocument/2006/math" xmlns:v="urn:schemas-microsoft-com:vml" xmlns:wp14="http://schemas.microsoft.com/office/word/2010/wordprocessingDrawing" xmlns:wp="http://schemas.openxmlformats.org/drawingml/2006/wordprocessingDrawing" xmlns:w10="urn:schemas-microsoft-com:office:word" xmlns:w="http://schemas.openxmlformats.org/wordprocessingml/2006/main" xmlns:w14="http://schemas.microsoft.com/office/word/2010/wordml" xmlns:w15="http://schemas.microsoft.com/office/word/2012/wordml" xmlns:w16se="http://schemas.microsoft.com/office/word/2015/wordml/symex" xmlns:wpg="http://schemas.microsoft.com/office/word/2010/wordprocessingGroup" xmlns:wpi="http://schemas.microsoft.com/office/word/2010/wordprocessingInk" xmlns:wne="http://schemas.microsoft.com/office/word/2006/wordml" xmlns:wps="http://schemas.microsoft.com/office/word/2010/wordprocessingShape" mc:Ignorable="w14 w15 w16se wp14">
-  <w:tbl>
-    <w:tblPr>
-      <w:tblW w:w="5000" w:type="pct"/>
-      <w:jc w:val="right"/>
-      <w:tblBorders>
-        <w:top w:val="single" w:sz="4" w:space="0" w:color="auto"/>
-      </w:tblBorders>
-      <w:tblCellMar>
-        <w:top w:w="115" w:type="dxa"/>
-        <w:left w:w="115" w:type="dxa"/>
-        <w:bottom w:w="115" w:type="dxa"/>
-        <w:right w:w="115" w:type="dxa"/>
-      </w:tblCellMar>
-      <w:tblLook w:val="04A0" w:firstRow="1" w:lastRow="0" w:firstColumn="1" w:lastColumn="0" w:noHBand="0" w:noVBand="1"/>
-    </w:tblPr>
-    <w:tblGrid>
-      <w:gridCol w:w="14741"/>
-      <w:gridCol w:w="737"/>
-    </w:tblGrid>
-    <w:tr>
-      <w:trPr>
-        <w:jc w:val="right"/>
-      </w:trPr>
-      <w:tc>
-        <w:tcPr>
-          <w:tcW w:w="14742" w:type="dxa"/>
-          <w:vAlign w:val="center"/>
-        </w:tcPr>
-        <w:sdt>
-          <w:sdtPr>
-            <w:rPr>
-              <w:caps/>
-              <w:color w:val="000000" w:themeColor="text1"/>
-            </w:rPr>
-            <w:alias w:val="Автор"/>
-            <w:tag w:val=""/>
-            <w:id w:val="99150248"/>
-            <w:placeholder>
-              <w:docPart w:val="CD83AE9DE4274FC2A9D11E8D09258224"/>
-            </w:placeholder>
-            <w:dataBinding w:prefixMappings="xmlns:ns0='http://purl.org/dc/elements/1.1/' xmlns:ns1='http://schemas.openxmlformats.org/package/2006/metadata/core-properties' " w:xpath="/ns1:coreProperties[1]/ns0:creator[1]" w:storeItemID="{6C3C8BC8-F283-45AE-878A-BAB7291924A1}"/>
-            <w:text/>
-          </w:sdtPr>
-          <w:sdtEndPr/>
-          <w:sdtContent>
-            <w:p>
-              <w:pPr>
-                <w:pStyle w:val="af7"/>
-                <w:ind w:firstLine="25"/>
-                <w:jc w:val="left"/>
-                <w:rPr>
-                  <w:caps/>
-                  <w:color w:val="000000" w:themeColor="text1"/>
-                </w:rPr>
-              </w:pPr>
-              <w:r>
-                <w:rPr>
-                  <w:caps/>
-                  <w:color w:val="000000" w:themeColor="text1"/>
-                </w:rPr>
-                <w:t>АО «Сафьяновская медь». ПОДЗЕМНЫЙ РУДНИК</w:t>
-              </w:r>
-            </w:p>
-          </w:sdtContent>
-        </w:sdt>
-      </w:tc>
-      <w:tc>
-        <w:tcPr>
-          <w:tcW w:w="737" w:type="dxa"/>
-          <w:shd w:val="clear" w:color="auto" w:fill="A6A6A6" w:themeFill="background1" w:themeFillShade="A6"/>
-          <w:vAlign w:val="center"/>
-        </w:tcPr>
-        <w:p>
-          <w:pPr>
-            <w:pStyle w:val="af9"/>
-            <w:tabs>
-              <w:tab w:val="clear" w:pos="4677"/>
-              <w:tab w:val="clear" w:pos="9355"/>
-            </w:tabs>
-            <w:ind w:firstLine="30"/>
-            <w:jc w:val="center"/>
-            <w:rPr>
-              <w:color w:val="FFFFFF" w:themeColor="background1"/>
-            </w:rPr>
-          </w:pPr>
-          <w:r>
-            <w:rPr>
-              <w:color w:val="FFFFFF" w:themeColor="background1"/>
-            </w:rPr>
-            <w:fldChar w:fldCharType="begin"/>
-          </w:r>
-          <w:r>
-            <w:rPr>
-              <w:color w:val="FFFFFF" w:themeColor="background1"/>
-            </w:rPr>
-            <w:instrText>PAGE   \* MERGEFORMAT</w:instrText>
-          </w:r>
-          <w:r>
-            <w:rPr>
-              <w:color w:val="FFFFFF" w:themeColor="background1"/>
-            </w:rPr>
-            <w:fldChar w:fldCharType="separate"/>
-          </w:r>
-          <w:r>
-            <w:rPr>
-              <w:noProof/>
-              <w:color w:val="FFFFFF" w:themeColor="background1"/>
-            </w:rPr>
-            <w:t>8</w:t>
-          </w:r>
-          <w:r>
-            <w:rPr>
-              <w:color w:val="FFFFFF" w:themeColor="background1"/>
-            </w:rPr>
-            <w:fldChar w:fldCharType="end"/>
-          </w:r>
-        </w:p>
-      </w:tc>
-    </w:tr>
-  </w:tbl>
-  <w:p>
-    <w:pPr>
-      <w:pStyle w:val="af9"/>
-      <w:ind w:firstLine="0"/>
-      <w:jc w:val="left"/>
-    </w:pPr>
-  </w:p>
-</w:ftr>
-</file>
-
-<file path=word/footer6.xml><?xml version="1.0" encoding="utf-8"?>
-<w:ftr xmlns:wpc="http://schemas.microsoft.com/office/word/2010/wordprocessingCanvas" xmlns:cx="http://schemas.microsoft.com/office/drawing/2014/chartex" xmlns:cx1="http://schemas.microsoft.com/office/drawing/2015/9/8/chartex" xmlns:mc="http://schemas.openxmlformats.org/markup-compatibility/2006" xmlns:o="urn:schemas-microsoft-com:office:office" xmlns:r="http://schemas.openxmlformats.org/officeDocument/2006/relationships" xmlns:m="http://schemas.openxmlformats.org/officeDocument/2006/math" xmlns:v="urn:schemas-microsoft-com:vml" xmlns:wp14="http://schemas.microsoft.com/office/word/2010/wordprocessingDrawing" xmlns:wp="http://schemas.openxmlformats.org/drawingml/2006/wordprocessingDrawing" xmlns:w10="urn:schemas-microsoft-com:office:word" xmlns:w="http://schemas.openxmlformats.org/wordprocessingml/2006/main" xmlns:w14="http://schemas.microsoft.com/office/word/2010/wordml" xmlns:w15="http://schemas.microsoft.com/office/word/2012/wordml" xmlns:w16se="http://schemas.microsoft.com/office/word/2015/wordml/symex" xmlns:wpg="http://schemas.microsoft.com/office/word/2010/wordprocessingGroup" xmlns:wpi="http://schemas.microsoft.com/office/word/2010/wordprocessingInk" xmlns:wne="http://schemas.microsoft.com/office/word/2006/wordml" xmlns:wps="http://schemas.microsoft.com/office/word/2010/wordprocessingShape" mc:Ignorable="w14 w15 w16se wp14">
+<w:ftr xmlns:wpc="http://schemas.microsoft.com/office/word/2010/wordprocessingCanvas" xmlns:cx="http://schemas.microsoft.com/office/drawing/2014/chartex" xmlns:mc="http://schemas.openxmlformats.org/markup-compatibility/2006" xmlns:o="urn:schemas-microsoft-com:office:office" xmlns:r="http://schemas.openxmlformats.org/officeDocument/2006/relationships" xmlns:m="http://schemas.openxmlformats.org/officeDocument/2006/math" xmlns:v="urn:schemas-microsoft-com:vml" xmlns:wp14="http://schemas.microsoft.com/office/word/2010/wordprocessingDrawing" xmlns:wp="http://schemas.openxmlformats.org/drawingml/2006/wordprocessingDrawing" xmlns:w10="urn:schemas-microsoft-com:office:word" xmlns:w="http://schemas.openxmlformats.org/wordprocessingml/2006/main" xmlns:w14="http://schemas.microsoft.com/office/word/2010/wordml" xmlns:w15="http://schemas.microsoft.com/office/word/2012/wordml" xmlns:w16se="http://schemas.microsoft.com/office/word/2015/wordml/symex" xmlns:wpg="http://schemas.microsoft.com/office/word/2010/wordprocessingGroup" xmlns:wpi="http://schemas.microsoft.com/office/word/2010/wordprocessingInk" xmlns:wne="http://schemas.microsoft.com/office/word/2006/wordml" xmlns:wps="http://schemas.microsoft.com/office/word/2010/wordprocessingShape" mc:Ignorable="w14 w15 w16se wp14">
   <w:tbl>
     <w:tblPr>
       <w:tblW w:w="5000" w:type="pct"/>
@@ -5053,8 +4885,8 @@
 </w:ftr>
 </file>
 
-<file path=word/footer7.xml><?xml version="1.0" encoding="utf-8"?>
-<w:ftr xmlns:wpc="http://schemas.microsoft.com/office/word/2010/wordprocessingCanvas" xmlns:cx="http://schemas.microsoft.com/office/drawing/2014/chartex" xmlns:cx1="http://schemas.microsoft.com/office/drawing/2015/9/8/chartex" xmlns:mc="http://schemas.openxmlformats.org/markup-compatibility/2006" xmlns:o="urn:schemas-microsoft-com:office:office" xmlns:r="http://schemas.openxmlformats.org/officeDocument/2006/relationships" xmlns:m="http://schemas.openxmlformats.org/officeDocument/2006/math" xmlns:v="urn:schemas-microsoft-com:vml" xmlns:wp14="http://schemas.microsoft.com/office/word/2010/wordprocessingDrawing" xmlns:wp="http://schemas.openxmlformats.org/drawingml/2006/wordprocessingDrawing" xmlns:w10="urn:schemas-microsoft-com:office:word" xmlns:w="http://schemas.openxmlformats.org/wordprocessingml/2006/main" xmlns:w14="http://schemas.microsoft.com/office/word/2010/wordml" xmlns:w15="http://schemas.microsoft.com/office/word/2012/wordml" xmlns:w16se="http://schemas.microsoft.com/office/word/2015/wordml/symex" xmlns:wpg="http://schemas.microsoft.com/office/word/2010/wordprocessingGroup" xmlns:wpi="http://schemas.microsoft.com/office/word/2010/wordprocessingInk" xmlns:wne="http://schemas.microsoft.com/office/word/2006/wordml" xmlns:wps="http://schemas.microsoft.com/office/word/2010/wordprocessingShape" mc:Ignorable="w14 w15 w16se wp14">
+<file path=word/footer6.xml><?xml version="1.0" encoding="utf-8"?>
+<w:ftr xmlns:wpc="http://schemas.microsoft.com/office/word/2010/wordprocessingCanvas" xmlns:cx="http://schemas.microsoft.com/office/drawing/2014/chartex" xmlns:mc="http://schemas.openxmlformats.org/markup-compatibility/2006" xmlns:o="urn:schemas-microsoft-com:office:office" xmlns:r="http://schemas.openxmlformats.org/officeDocument/2006/relationships" xmlns:m="http://schemas.openxmlformats.org/officeDocument/2006/math" xmlns:v="urn:schemas-microsoft-com:vml" xmlns:wp14="http://schemas.microsoft.com/office/word/2010/wordprocessingDrawing" xmlns:wp="http://schemas.openxmlformats.org/drawingml/2006/wordprocessingDrawing" xmlns:w10="urn:schemas-microsoft-com:office:word" xmlns:w="http://schemas.openxmlformats.org/wordprocessingml/2006/main" xmlns:w14="http://schemas.microsoft.com/office/word/2010/wordml" xmlns:w15="http://schemas.microsoft.com/office/word/2012/wordml" xmlns:w16se="http://schemas.microsoft.com/office/word/2015/wordml/symex" xmlns:wpg="http://schemas.microsoft.com/office/word/2010/wordprocessingGroup" xmlns:wpi="http://schemas.microsoft.com/office/word/2010/wordprocessingInk" xmlns:wne="http://schemas.microsoft.com/office/word/2006/wordml" xmlns:wps="http://schemas.microsoft.com/office/word/2010/wordprocessingShape" mc:Ignorable="w14 w15 w16se wp14">
   <w:tbl>
     <w:tblPr>
       <w:tblW w:w="5000" w:type="pct"/>
@@ -5186,7 +5018,7 @@
 </file>
 
 <file path=word/footnotes.xml><?xml version="1.0" encoding="utf-8"?>
-<w:footnotes xmlns:wpc="http://schemas.microsoft.com/office/word/2010/wordprocessingCanvas" xmlns:cx="http://schemas.microsoft.com/office/drawing/2014/chartex" xmlns:cx1="http://schemas.microsoft.com/office/drawing/2015/9/8/chartex" xmlns:mc="http://schemas.openxmlformats.org/markup-compatibility/2006" xmlns:o="urn:schemas-microsoft-com:office:office" xmlns:r="http://schemas.openxmlformats.org/officeDocument/2006/relationships" xmlns:m="http://schemas.openxmlformats.org/officeDocument/2006/math" xmlns:v="urn:schemas-microsoft-com:vml" xmlns:wp14="http://schemas.microsoft.com/office/word/2010/wordprocessingDrawing" xmlns:wp="http://schemas.openxmlformats.org/drawingml/2006/wordprocessingDrawing" xmlns:w10="urn:schemas-microsoft-com:office:word" xmlns:w="http://schemas.openxmlformats.org/wordprocessingml/2006/main" xmlns:w14="http://schemas.microsoft.com/office/word/2010/wordml" xmlns:w15="http://schemas.microsoft.com/office/word/2012/wordml" xmlns:w16se="http://schemas.microsoft.com/office/word/2015/wordml/symex" xmlns:wpg="http://schemas.microsoft.com/office/word/2010/wordprocessingGroup" xmlns:wpi="http://schemas.microsoft.com/office/word/2010/wordprocessingInk" xmlns:wne="http://schemas.microsoft.com/office/word/2006/wordml" xmlns:wps="http://schemas.microsoft.com/office/word/2010/wordprocessingShape" mc:Ignorable="w14 w15 w16se wp14">
+<w:footnotes xmlns:wpc="http://schemas.microsoft.com/office/word/2010/wordprocessingCanvas" xmlns:cx="http://schemas.microsoft.com/office/drawing/2014/chartex" xmlns:mc="http://schemas.openxmlformats.org/markup-compatibility/2006" xmlns:o="urn:schemas-microsoft-com:office:office" xmlns:r="http://schemas.openxmlformats.org/officeDocument/2006/relationships" xmlns:m="http://schemas.openxmlformats.org/officeDocument/2006/math" xmlns:v="urn:schemas-microsoft-com:vml" xmlns:wp14="http://schemas.microsoft.com/office/word/2010/wordprocessingDrawing" xmlns:wp="http://schemas.openxmlformats.org/drawingml/2006/wordprocessingDrawing" xmlns:w10="urn:schemas-microsoft-com:office:word" xmlns:w="http://schemas.openxmlformats.org/wordprocessingml/2006/main" xmlns:w14="http://schemas.microsoft.com/office/word/2010/wordml" xmlns:w15="http://schemas.microsoft.com/office/word/2012/wordml" xmlns:w16se="http://schemas.microsoft.com/office/word/2015/wordml/symex" xmlns:wpg="http://schemas.microsoft.com/office/word/2010/wordprocessingGroup" xmlns:wpi="http://schemas.microsoft.com/office/word/2010/wordprocessingInk" xmlns:wne="http://schemas.microsoft.com/office/word/2006/wordml" xmlns:wps="http://schemas.microsoft.com/office/word/2010/wordprocessingShape" mc:Ignorable="w14 w15 w16se wp14">
   <w:footnote w:type="separator" w:id="-1">
     <w:p>
       <w:pPr>
@@ -5211,7 +5043,7 @@
 </file>
 
 <file path=word/numbering.xml><?xml version="1.0" encoding="utf-8"?>
-<w:numbering xmlns:wpc="http://schemas.microsoft.com/office/word/2010/wordprocessingCanvas" xmlns:cx="http://schemas.microsoft.com/office/drawing/2014/chartex" xmlns:cx1="http://schemas.microsoft.com/office/drawing/2015/9/8/chartex" xmlns:mc="http://schemas.openxmlformats.org/markup-compatibility/2006" xmlns:o="urn:schemas-microsoft-com:office:office" xmlns:r="http://schemas.openxmlformats.org/officeDocument/2006/relationships" xmlns:m="http://schemas.openxmlformats.org/officeDocument/2006/math" xmlns:v="urn:schemas-microsoft-com:vml" xmlns:wp14="http://schemas.microsoft.com/office/word/2010/wordprocessingDrawing" xmlns:wp="http://schemas.openxmlformats.org/drawingml/2006/wordprocessingDrawing" xmlns:w10="urn:schemas-microsoft-com:office:word" xmlns:w="http://schemas.openxmlformats.org/wordprocessingml/2006/main" xmlns:w14="http://schemas.microsoft.com/office/word/2010/wordml" xmlns:w15="http://schemas.microsoft.com/office/word/2012/wordml" xmlns:w16se="http://schemas.microsoft.com/office/word/2015/wordml/symex" xmlns:wpg="http://schemas.microsoft.com/office/word/2010/wordprocessingGroup" xmlns:wpi="http://schemas.microsoft.com/office/word/2010/wordprocessingInk" xmlns:wne="http://schemas.microsoft.com/office/word/2006/wordml" xmlns:wps="http://schemas.microsoft.com/office/word/2010/wordprocessingShape" mc:Ignorable="w14 w15 w16se wp14">
+<w:numbering xmlns:wpc="http://schemas.microsoft.com/office/word/2010/wordprocessingCanvas" xmlns:cx="http://schemas.microsoft.com/office/drawing/2014/chartex" xmlns:mc="http://schemas.openxmlformats.org/markup-compatibility/2006" xmlns:o="urn:schemas-microsoft-com:office:office" xmlns:r="http://schemas.openxmlformats.org/officeDocument/2006/relationships" xmlns:m="http://schemas.openxmlformats.org/officeDocument/2006/math" xmlns:v="urn:schemas-microsoft-com:vml" xmlns:wp14="http://schemas.microsoft.com/office/word/2010/wordprocessingDrawing" xmlns:wp="http://schemas.openxmlformats.org/drawingml/2006/wordprocessingDrawing" xmlns:w10="urn:schemas-microsoft-com:office:word" xmlns:w="http://schemas.openxmlformats.org/wordprocessingml/2006/main" xmlns:w14="http://schemas.microsoft.com/office/word/2010/wordml" xmlns:w15="http://schemas.microsoft.com/office/word/2012/wordml" xmlns:w16se="http://schemas.microsoft.com/office/word/2015/wordml/symex" xmlns:wpg="http://schemas.microsoft.com/office/word/2010/wordprocessingGroup" xmlns:wpi="http://schemas.microsoft.com/office/word/2010/wordprocessingInk" xmlns:wne="http://schemas.microsoft.com/office/word/2006/wordml" xmlns:wps="http://schemas.microsoft.com/office/word/2010/wordprocessingShape" mc:Ignorable="w14 w15 w16se wp14">
   <w:abstractNum w:abstractNumId="0" w15:restartNumberingAfterBreak="0">
     <w:nsid w:val="FFFFFF82"/>
     <w:multiLevelType w:val="singleLevel"/>
@@ -7683,11 +7515,38 @@
       <w:ind w:firstLine="0"/>
     </w:pPr>
   </w:style>
+  <w:style w:type="table" w:customStyle="1" w:styleId="13">
+    <w:name w:val="Текст в таблице1"/>
+    <w:basedOn w:val="a3"/>
+    <w:next w:val="afb"/>
+    <w:uiPriority w:val="59"/>
+    <w:rsid w:val="00070288"/>
+    <w:pPr>
+      <w:spacing w:after="0" w:line="240" w:lineRule="auto"/>
+      <w:ind w:firstLine="709"/>
+      <w:jc w:val="both"/>
+    </w:pPr>
+    <w:rPr>
+      <w:rFonts w:ascii="Times New Roman" w:hAnsi="Times New Roman"/>
+      <w:sz w:val="24"/>
+      <w:szCs w:val="24"/>
+    </w:rPr>
+    <w:tblPr>
+      <w:tblBorders>
+        <w:top w:val="single" w:sz="4" w:space="0" w:color="auto"/>
+        <w:left w:val="single" w:sz="4" w:space="0" w:color="auto"/>
+        <w:bottom w:val="single" w:sz="4" w:space="0" w:color="auto"/>
+        <w:right w:val="single" w:sz="4" w:space="0" w:color="auto"/>
+        <w:insideH w:val="single" w:sz="4" w:space="0" w:color="auto"/>
+        <w:insideV w:val="single" w:sz="4" w:space="0" w:color="auto"/>
+      </w:tblBorders>
+    </w:tblPr>
+  </w:style>
 </w:styles>
 </file>
 
 <file path=word/glossary/document.xml><?xml version="1.0" encoding="utf-8"?>
-<w:glossaryDocument xmlns:wpc="http://schemas.microsoft.com/office/word/2010/wordprocessingCanvas" xmlns:cx="http://schemas.microsoft.com/office/drawing/2014/chartex" xmlns:cx1="http://schemas.microsoft.com/office/drawing/2015/9/8/chartex" xmlns:mc="http://schemas.openxmlformats.org/markup-compatibility/2006" xmlns:o="urn:schemas-microsoft-com:office:office" xmlns:r="http://schemas.openxmlformats.org/officeDocument/2006/relationships" xmlns:m="http://schemas.openxmlformats.org/officeDocument/2006/math" xmlns:v="urn:schemas-microsoft-com:vml" xmlns:wp14="http://schemas.microsoft.com/office/word/2010/wordprocessingDrawing" xmlns:wp="http://schemas.openxmlformats.org/drawingml/2006/wordprocessingDrawing" xmlns:w10="urn:schemas-microsoft-com:office:word" xmlns:w="http://schemas.openxmlformats.org/wordprocessingml/2006/main" xmlns:w14="http://schemas.microsoft.com/office/word/2010/wordml" xmlns:w15="http://schemas.microsoft.com/office/word/2012/wordml" xmlns:w16se="http://schemas.microsoft.com/office/word/2015/wordml/symex" xmlns:wpg="http://schemas.microsoft.com/office/word/2010/wordprocessingGroup" xmlns:wpi="http://schemas.microsoft.com/office/word/2010/wordprocessingInk" xmlns:wne="http://schemas.microsoft.com/office/word/2006/wordml" xmlns:wps="http://schemas.microsoft.com/office/word/2010/wordprocessingShape" mc:Ignorable="w14 w15 w16se wp14">
+<w:glossaryDocument xmlns:wpc="http://schemas.microsoft.com/office/word/2010/wordprocessingCanvas" xmlns:cx="http://schemas.microsoft.com/office/drawing/2014/chartex" xmlns:mc="http://schemas.openxmlformats.org/markup-compatibility/2006" xmlns:o="urn:schemas-microsoft-com:office:office" xmlns:r="http://schemas.openxmlformats.org/officeDocument/2006/relationships" xmlns:m="http://schemas.openxmlformats.org/officeDocument/2006/math" xmlns:v="urn:schemas-microsoft-com:vml" xmlns:wp14="http://schemas.microsoft.com/office/word/2010/wordprocessingDrawing" xmlns:wp="http://schemas.openxmlformats.org/drawingml/2006/wordprocessingDrawing" xmlns:w10="urn:schemas-microsoft-com:office:word" xmlns:w="http://schemas.openxmlformats.org/wordprocessingml/2006/main" xmlns:w14="http://schemas.microsoft.com/office/word/2010/wordml" xmlns:w15="http://schemas.microsoft.com/office/word/2012/wordml" xmlns:w16se="http://schemas.microsoft.com/office/word/2015/wordml/symex" xmlns:wpg="http://schemas.microsoft.com/office/word/2010/wordprocessingGroup" xmlns:wpi="http://schemas.microsoft.com/office/word/2010/wordprocessingInk" xmlns:wne="http://schemas.microsoft.com/office/word/2006/wordml" xmlns:wps="http://schemas.microsoft.com/office/word/2010/wordprocessingShape" mc:Ignorable="w14 w15 w16se wp14">
   <w:docParts>
     <w:docPart>
       <w:docPartPr>
@@ -7781,36 +7640,6 @@
     </w:docPart>
     <w:docPart>
       <w:docPartPr>
-        <w:name w:val="CD83AE9DE4274FC2A9D11E8D09258224"/>
-        <w:category>
-          <w:name w:val="Общие"/>
-          <w:gallery w:val="placeholder"/>
-        </w:category>
-        <w:types>
-          <w:type w:val="bbPlcHdr"/>
-        </w:types>
-        <w:behaviors>
-          <w:behavior w:val="content"/>
-        </w:behaviors>
-        <w:guid w:val="{2FA9153D-69E2-4BF0-8689-A27AC40FBD78}"/>
-      </w:docPartPr>
-      <w:docPartBody>
-        <w:p>
-          <w:pPr>
-            <w:pStyle w:val="CD83AE9DE4274FC2A9D11E8D09258224"/>
-          </w:pPr>
-          <w:r>
-            <w:rPr>
-              <w:caps/>
-              <w:color w:val="FFFFFF" w:themeColor="background1"/>
-            </w:rPr>
-            <w:t>[Имя автора]</w:t>
-          </w:r>
-        </w:p>
-      </w:docPartBody>
-    </w:docPart>
-    <w:docPart>
-      <w:docPartPr>
         <w:name w:val="E4785AF0D10640CF9F273152428E5F0C"/>
         <w:category>
           <w:name w:val="Общие"/>
@@ -7854,7 +7683,7 @@
   </w:font>
   <w:font w:name="Times New Roman">
     <w:panose1 w:val="02020603050405020304"/>
-    <w:charset w:val="CC"/>
+    <w:charset w:val="00"/>
     <w:family w:val="roman"/>
     <w:pitch w:val="variable"/>
     <w:sig w:usb0="E0002EFF" w:usb1="C000785B" w:usb2="00000009" w:usb3="00000000" w:csb0="000001FF" w:csb1="00000000"/>
@@ -7878,7 +7707,7 @@
     <w:charset w:val="CC"/>
     <w:family w:val="swiss"/>
     <w:pitch w:val="variable"/>
-    <w:sig w:usb0="E4002EFF" w:usb1="C000247B" w:usb2="00000009" w:usb3="00000000" w:csb0="000001FF" w:csb1="00000000"/>
+    <w:sig w:usb0="E4002EFF" w:usb1="C200247B" w:usb2="00000009" w:usb3="00000000" w:csb0="000001FF" w:csb1="00000000"/>
   </w:font>
   <w:font w:name="Segoe UI">
     <w:panose1 w:val="020B0502040204020203"/>
@@ -7889,7 +7718,7 @@
   </w:font>
   <w:font w:name="Arial">
     <w:panose1 w:val="020B0604020202020204"/>
-    <w:charset w:val="CC"/>
+    <w:charset w:val="00"/>
     <w:family w:val="swiss"/>
     <w:pitch w:val="variable"/>
     <w:sig w:usb0="E0002EFF" w:usb1="C000785B" w:usb2="00000009" w:usb3="00000000" w:csb0="000001FF" w:csb1="00000000"/>
@@ -7899,7 +7728,7 @@
     <w:charset w:val="CC"/>
     <w:family w:val="swiss"/>
     <w:pitch w:val="variable"/>
-    <w:sig w:usb0="E4002EFF" w:usb1="C000247B" w:usb2="00000009" w:usb3="00000000" w:csb0="000001FF" w:csb1="00000000"/>
+    <w:sig w:usb0="E4002EFF" w:usb1="C200247B" w:usb2="00000009" w:usb3="00000000" w:csb0="000001FF" w:csb1="00000000"/>
   </w:font>
 </w:fonts>
 </file>
@@ -7922,6 +7751,7 @@
     <w:rsid w:val="000123C7"/>
     <w:rsid w:val="00057D6B"/>
     <w:rsid w:val="001007F5"/>
+    <w:rsid w:val="00107620"/>
     <w:rsid w:val="00146D17"/>
     <w:rsid w:val="001A091B"/>
     <w:rsid w:val="001C6AAC"/>
@@ -7954,6 +7784,8 @@
     <w:rsid w:val="00D70B30"/>
     <w:rsid w:val="00D841CC"/>
     <w:rsid w:val="00D9652D"/>
+    <w:rsid w:val="00E0361D"/>
+    <w:rsid w:val="00F17AF0"/>
     <w:rsid w:val="00FB414A"/>
     <w:rsid w:val="00FC5A26"/>
   </w:rsids>
@@ -7972,7 +7804,7 @@
   </m:mathPr>
   <w:themeFontLang w:val="ru-RU"/>
   <w:clrSchemeMapping w:bg1="light1" w:t1="dark1" w:bg2="light2" w:t2="dark2" w:accent1="accent1" w:accent2="accent2" w:accent3="accent3" w:accent4="accent4" w:accent5="accent5" w:accent6="accent6" w:hyperlink="hyperlink" w:followedHyperlink="followedHyperlink"/>
-  <w:decimalSymbol w:val="."/>
+  <w:decimalSymbol w:val=","/>
   <w:listSeparator w:val=";"/>
   <w15:chartTrackingRefBased/>
 </w:settings>
@@ -8750,7 +8582,7 @@
 </file>
 
 <file path=customXml/itemProps2.xml><?xml version="1.0" encoding="utf-8"?>
-<ds:datastoreItem xmlns:ds="http://schemas.openxmlformats.org/officeDocument/2006/customXml" ds:itemID="{7D581021-1D26-45AF-88C8-0DEA54E33CC3}">
+<ds:datastoreItem xmlns:ds="http://schemas.openxmlformats.org/officeDocument/2006/customXml" ds:itemID="{AE059B16-AAF7-48B4-8FE9-44A8600CF087}">
   <ds:schemaRefs>
     <ds:schemaRef ds:uri="http://schemas.openxmlformats.org/officeDocument/2006/bibliography"/>
   </ds:schemaRefs>
